--- a/backend/Capitulos_Word/Capitulo 6.docx
+++ b/backend/Capitulos_Word/Capitulo 6.docx
@@ -1905,23 +1905,7 @@
           <w:rFonts w:ascii="Calibri" w:hAnsi="Calibri" w:cs="Calibri"/>
           <w:color w:val="000000"/>
         </w:rPr>
-        <w:t xml:space="preserve"> </w:t>
-      </w:r>
-      <w:proofErr w:type="spellStart"/>
-      <w:r>
-        <w:rPr>
-          <w:rFonts w:ascii="Calibri" w:hAnsi="Calibri" w:cs="Calibri"/>
-          <w:color w:val="000000"/>
-        </w:rPr>
-        <w:t>of</w:t>
-      </w:r>
-      <w:proofErr w:type="spellEnd"/>
-      <w:r>
-        <w:rPr>
-          <w:rFonts w:ascii="Calibri" w:hAnsi="Calibri" w:cs="Calibri"/>
-          <w:color w:val="000000"/>
-        </w:rPr>
-        <w:t xml:space="preserve"> Work: qué compone y qué garantiza.</w:t>
+        <w:t xml:space="preserve"> of Work: qué compone y qué garantiza.</w:t>
       </w:r>
     </w:p>
     <w:p>
@@ -2844,99 +2828,6 @@
         </w:rPr>
       </w:pPr>
     </w:p>
-    <w:tbl>
-      <w:tblPr>
-        <w:tblStyle w:val="Tablaconcuadrcula"/>
-        <w:tblW w:w="0" w:type="auto"/>
-        <w:tblLook w:val="0480" w:firstRow="0" w:lastRow="0" w:firstColumn="1" w:lastColumn="0" w:noHBand="0" w:noVBand="1"/>
-      </w:tblPr>
-      <w:tblGrid>
-        <w:gridCol w:w="8494"/>
-      </w:tblGrid>
-      <w:tr>
-        <w:tc>
-          <w:tcPr>
-            <w:tcW w:w="9014" w:type="dxa"/>
-            <w:shd w:val="clear" w:color="FAFAFA" w:fill="FAFAFA"/>
-          </w:tcPr>
-          <w:p>
-            <w:pPr>
-              <w:pStyle w:val="Cuerpodelcaptulo"/>
-              <w:spacing w:after="60" w:line="240" w:lineRule="auto"/>
-              <w:jc w:val="center"/>
-              <w:rPr>
-                <w:rFonts w:cs="Calibri"/>
-                <w:b/>
-                <w:color w:val="909497"/>
-                <w:sz w:val="18"/>
-              </w:rPr>
-            </w:pPr>
-            <w:r>
-              <w:rPr>
-                <w:rFonts w:cs="Calibri"/>
-                <w:b/>
-                <w:color w:val="909497"/>
-                <w:sz w:val="18"/>
-              </w:rPr>
-              <w:t>FIGURA 6.1</w:t>
-            </w:r>
-          </w:p>
-          <w:p>
-            <w:pPr>
-              <w:pStyle w:val="Cuerpodelcaptulo"/>
-              <w:spacing w:after="60" w:line="240" w:lineRule="auto"/>
-              <w:jc w:val="center"/>
-              <w:rPr>
-                <w:rFonts w:cs="Calibri"/>
-                <w:i/>
-                <w:color w:val="909497"/>
-                <w:sz w:val="18"/>
-              </w:rPr>
-            </w:pPr>
-            <w:r>
-              <w:rPr>
-                <w:rFonts w:cs="Calibri"/>
-                <w:i/>
-                <w:color w:val="909497"/>
-                <w:sz w:val="18"/>
-              </w:rPr>
-              <w:t>diagrama</w:t>
-            </w:r>
-          </w:p>
-          <w:p>
-            <w:pPr>
-              <w:pStyle w:val="Cuerpodelcaptulo"/>
-              <w:spacing w:after="60" w:line="240" w:lineRule="auto"/>
-              <w:jc w:val="center"/>
-              <w:rPr>
-                <w:rFonts w:cs="Calibri"/>
-                <w:i/>
-                <w:color w:val="909497"/>
-                <w:sz w:val="18"/>
-              </w:rPr>
-            </w:pPr>
-            <w:r>
-              <w:rPr>
-                <w:rFonts w:cs="Calibri"/>
-                <w:i/>
-                <w:color w:val="909497"/>
-                <w:sz w:val="18"/>
-              </w:rPr>
-              <w:t>Atomicidad, consistencia, aislamiento y durabilidad, cada una con su caso del dominio. El aislamiento marcado como el que tiene grados y el que la clase 7 va a necesitar entero.</w:t>
-            </w:r>
-          </w:p>
-          <w:p>
-            <w:pPr>
-              <w:pStyle w:val="Cuerpodelcaptulo"/>
-              <w:spacing w:line="240" w:lineRule="auto"/>
-              <w:rPr>
-                <w:sz w:val="2"/>
-              </w:rPr>
-            </w:pPr>
-          </w:p>
-        </w:tc>
-      </w:tr>
-    </w:tbl>
     <w:p>
       <w:pPr>
         <w:pStyle w:val="Cuerpodelcaptulo"/>
@@ -2945,6 +2836,64 @@
           <w:sz w:val="2"/>
         </w:rPr>
       </w:pPr>
+    </w:p>
+    <w:p>
+      <w:pPr>
+        <w:pStyle w:val="Epgrafedefigura"/>
+      </w:pPr>
+      <w:r>
+        <w:rPr>
+          <w:noProof/>
+        </w:rPr>
+        <w:drawing>
+          <wp:inline distT="0" distB="0" distL="0" distR="0" wp14:anchorId="118AB55D" wp14:editId="6674AB2A">
+            <wp:extent cx="5391785" cy="1423670"/>
+            <wp:effectExtent l="0" t="0" r="0" b="5080"/>
+            <wp:docPr id="540195057" name="Imagen 1"/>
+            <wp:cNvGraphicFramePr>
+              <a:graphicFrameLocks xmlns:a="http://schemas.openxmlformats.org/drawingml/2006/main" noChangeAspect="1"/>
+            </wp:cNvGraphicFramePr>
+            <a:graphic xmlns:a="http://schemas.openxmlformats.org/drawingml/2006/main">
+              <a:graphicData uri="http://schemas.openxmlformats.org/drawingml/2006/picture">
+                <pic:pic xmlns:pic="http://schemas.openxmlformats.org/drawingml/2006/picture">
+                  <pic:nvPicPr>
+                    <pic:cNvPr id="0" name="Picture 1"/>
+                    <pic:cNvPicPr>
+                      <a:picLocks noChangeAspect="1" noChangeArrowheads="1"/>
+                    </pic:cNvPicPr>
+                  </pic:nvPicPr>
+                  <pic:blipFill>
+                    <a:blip r:embed="rId7" cstate="print">
+                      <a:extLst>
+                        <a:ext uri="{28A0092B-C50C-407E-A947-70E740481C1C}">
+                          <a14:useLocalDpi xmlns:a14="http://schemas.microsoft.com/office/drawing/2010/main" val="0"/>
+                        </a:ext>
+                      </a:extLst>
+                    </a:blip>
+                    <a:srcRect/>
+                    <a:stretch>
+                      <a:fillRect/>
+                    </a:stretch>
+                  </pic:blipFill>
+                  <pic:spPr bwMode="auto">
+                    <a:xfrm>
+                      <a:off x="0" y="0"/>
+                      <a:ext cx="5391785" cy="1423670"/>
+                    </a:xfrm>
+                    <a:prstGeom prst="rect">
+                      <a:avLst/>
+                    </a:prstGeom>
+                    <a:noFill/>
+                    <a:ln>
+                      <a:noFill/>
+                    </a:ln>
+                  </pic:spPr>
+                </pic:pic>
+              </a:graphicData>
+            </a:graphic>
+          </wp:inline>
+        </w:drawing>
+      </w:r>
     </w:p>
     <w:p>
       <w:pPr>
@@ -3276,6 +3225,7 @@
       </w:pPr>
       <w:bookmarkStart w:id="3" w:name="_Toc239064320"/>
       <w:r>
+        <w:lastRenderedPageBreak/>
         <w:t>6.4. El repositorio</w:t>
       </w:r>
       <w:bookmarkEnd w:id="3"/>
@@ -3322,7 +3272,6 @@
         <w:spacing w:before="120"/>
       </w:pPr>
       <w:r>
-        <w:lastRenderedPageBreak/>
         <w:t># El Service pide por significado</w:t>
       </w:r>
     </w:p>
@@ -3786,130 +3735,6 @@
         <w:t>Un único genérico que filtrara la columna de borrado produciría un error de SQL sobre las tablas que no la tienen.</w:t>
       </w:r>
     </w:p>
-    <w:tbl>
-      <w:tblPr>
-        <w:tblStyle w:val="Tablaconcuadrcula"/>
-        <w:tblW w:w="0" w:type="auto"/>
-        <w:tblLook w:val="0480" w:firstRow="0" w:lastRow="0" w:firstColumn="1" w:lastColumn="0" w:noHBand="0" w:noVBand="1"/>
-      </w:tblPr>
-      <w:tblGrid>
-        <w:gridCol w:w="8494"/>
-      </w:tblGrid>
-      <w:tr>
-        <w:tc>
-          <w:tcPr>
-            <w:tcW w:w="9014" w:type="dxa"/>
-            <w:shd w:val="clear" w:color="FAFAFA" w:fill="FAFAFA"/>
-          </w:tcPr>
-          <w:p>
-            <w:pPr>
-              <w:pStyle w:val="Cuerpodelcaptulo"/>
-              <w:spacing w:after="60" w:line="240" w:lineRule="auto"/>
-              <w:jc w:val="center"/>
-              <w:rPr>
-                <w:rFonts w:cs="Calibri"/>
-                <w:b/>
-                <w:color w:val="909497"/>
-                <w:sz w:val="18"/>
-              </w:rPr>
-            </w:pPr>
-            <w:r>
-              <w:rPr>
-                <w:rFonts w:cs="Calibri"/>
-                <w:b/>
-                <w:color w:val="909497"/>
-                <w:sz w:val="18"/>
-              </w:rPr>
-              <w:t>FIGURA 6.5</w:t>
-            </w:r>
-          </w:p>
-          <w:p>
-            <w:pPr>
-              <w:pStyle w:val="Cuerpodelcaptulo"/>
-              <w:spacing w:after="60" w:line="240" w:lineRule="auto"/>
-              <w:jc w:val="center"/>
-              <w:rPr>
-                <w:rFonts w:cs="Calibri"/>
-                <w:i/>
-                <w:color w:val="909497"/>
-                <w:sz w:val="18"/>
-              </w:rPr>
-            </w:pPr>
-            <w:r>
-              <w:rPr>
-                <w:rFonts w:cs="Calibri"/>
-                <w:i/>
-                <w:color w:val="909497"/>
-                <w:sz w:val="18"/>
-              </w:rPr>
-              <w:t>diagrama</w:t>
-            </w:r>
-          </w:p>
-          <w:p>
-            <w:pPr>
-              <w:pStyle w:val="Cuerpodelcaptulo"/>
-              <w:spacing w:after="60" w:line="240" w:lineRule="auto"/>
-              <w:jc w:val="center"/>
-              <w:rPr>
-                <w:rFonts w:cs="Calibri"/>
-                <w:i/>
-                <w:color w:val="909497"/>
-                <w:sz w:val="18"/>
-              </w:rPr>
-            </w:pPr>
-            <w:proofErr w:type="spellStart"/>
-            <w:r>
-              <w:rPr>
-                <w:rFonts w:cs="Calibri"/>
-                <w:i/>
-                <w:color w:val="909497"/>
-                <w:sz w:val="18"/>
-              </w:rPr>
-              <w:t>BaseRepository</w:t>
-            </w:r>
-            <w:proofErr w:type="spellEnd"/>
-            <w:r>
-              <w:rPr>
-                <w:rFonts w:cs="Calibri"/>
-                <w:i/>
-                <w:color w:val="909497"/>
-                <w:sz w:val="18"/>
-              </w:rPr>
-              <w:t xml:space="preserve">[T] con los dieciocho modelos y </w:t>
-            </w:r>
-            <w:proofErr w:type="spellStart"/>
-            <w:r>
-              <w:rPr>
-                <w:rFonts w:cs="Calibri"/>
-                <w:i/>
-                <w:color w:val="909497"/>
-                <w:sz w:val="18"/>
-              </w:rPr>
-              <w:t>SoftDeleteRepository</w:t>
-            </w:r>
-            <w:proofErr w:type="spellEnd"/>
-            <w:r>
-              <w:rPr>
-                <w:rFonts w:cs="Calibri"/>
-                <w:i/>
-                <w:color w:val="909497"/>
-                <w:sz w:val="18"/>
-              </w:rPr>
-              <w:t>[T] con los cinco que tienen borrado lógico, y los métodos que sólo existen en la segunda.</w:t>
-            </w:r>
-          </w:p>
-          <w:p>
-            <w:pPr>
-              <w:pStyle w:val="Cuerpodelcaptulo"/>
-              <w:spacing w:line="240" w:lineRule="auto"/>
-              <w:rPr>
-                <w:sz w:val="2"/>
-              </w:rPr>
-            </w:pPr>
-          </w:p>
-        </w:tc>
-      </w:tr>
-    </w:tbl>
     <w:p>
       <w:pPr>
         <w:pStyle w:val="Cuerpodelcaptulo"/>
@@ -3918,6 +3743,61 @@
           <w:sz w:val="2"/>
         </w:rPr>
       </w:pPr>
+      <w:r>
+        <w:rPr>
+          <w:noProof/>
+          <w:sz w:val="2"/>
+        </w:rPr>
+        <w:lastRenderedPageBreak/>
+        <w:drawing>
+          <wp:inline distT="0" distB="0" distL="0" distR="0" wp14:anchorId="698AAAAD" wp14:editId="1929E452">
+            <wp:extent cx="5382895" cy="4373880"/>
+            <wp:effectExtent l="0" t="0" r="8255" b="7620"/>
+            <wp:docPr id="1858171154" name="Imagen 2"/>
+            <wp:cNvGraphicFramePr>
+              <a:graphicFrameLocks xmlns:a="http://schemas.openxmlformats.org/drawingml/2006/main" noChangeAspect="1"/>
+            </wp:cNvGraphicFramePr>
+            <a:graphic xmlns:a="http://schemas.openxmlformats.org/drawingml/2006/main">
+              <a:graphicData uri="http://schemas.openxmlformats.org/drawingml/2006/picture">
+                <pic:pic xmlns:pic="http://schemas.openxmlformats.org/drawingml/2006/picture">
+                  <pic:nvPicPr>
+                    <pic:cNvPr id="0" name="Picture 2"/>
+                    <pic:cNvPicPr>
+                      <a:picLocks noChangeAspect="1" noChangeArrowheads="1"/>
+                    </pic:cNvPicPr>
+                  </pic:nvPicPr>
+                  <pic:blipFill>
+                    <a:blip r:embed="rId8" cstate="print">
+                      <a:extLst>
+                        <a:ext uri="{28A0092B-C50C-407E-A947-70E740481C1C}">
+                          <a14:useLocalDpi xmlns:a14="http://schemas.microsoft.com/office/drawing/2010/main" val="0"/>
+                        </a:ext>
+                      </a:extLst>
+                    </a:blip>
+                    <a:srcRect/>
+                    <a:stretch>
+                      <a:fillRect/>
+                    </a:stretch>
+                  </pic:blipFill>
+                  <pic:spPr bwMode="auto">
+                    <a:xfrm>
+                      <a:off x="0" y="0"/>
+                      <a:ext cx="5382895" cy="4373880"/>
+                    </a:xfrm>
+                    <a:prstGeom prst="rect">
+                      <a:avLst/>
+                    </a:prstGeom>
+                    <a:noFill/>
+                    <a:ln>
+                      <a:noFill/>
+                    </a:ln>
+                  </pic:spPr>
+                </pic:pic>
+              </a:graphicData>
+            </a:graphic>
+          </wp:inline>
+        </w:drawing>
+      </w:r>
     </w:p>
     <w:p>
       <w:pPr>
@@ -4053,7 +3933,6 @@
               <w:spacing w:before="120"/>
             </w:pPr>
             <w:r>
-              <w:lastRenderedPageBreak/>
               <w:t># Con condicional: la distinción vive en tiempo de ejecución</w:t>
             </w:r>
           </w:p>
@@ -4213,6 +4092,7 @@
               <w:spacing w:after="100"/>
             </w:pPr>
             <w:r>
+              <w:lastRenderedPageBreak/>
               <w:t xml:space="preserve">Y hay algo más de fondo: el condicional </w:t>
             </w:r>
             <w:r>
@@ -4521,7 +4401,15 @@
       </w:r>
       <w:proofErr w:type="spellEnd"/>
       <w:r>
-        <w:t>: type[T]):</w:t>
+        <w:t xml:space="preserve">: </w:t>
+      </w:r>
+      <w:proofErr w:type="spellStart"/>
+      <w:r>
+        <w:t>type</w:t>
+      </w:r>
+      <w:proofErr w:type="spellEnd"/>
+      <w:r>
+        <w:t>[T]):</w:t>
       </w:r>
     </w:p>
     <w:p>
@@ -4563,15 +4451,7 @@
       <w:proofErr w:type="spellEnd"/>
       <w:proofErr w:type="gramEnd"/>
       <w:r>
-        <w:t xml:space="preserve"> = </w:t>
-      </w:r>
-      <w:proofErr w:type="spellStart"/>
-      <w:r>
-        <w:t>model</w:t>
-      </w:r>
-      <w:proofErr w:type="spellEnd"/>
-      <w:r>
-        <w:t xml:space="preserve">          # esto SÍ existe en ejecución</w:t>
+        <w:t xml:space="preserve"> = model          # esto SÍ existe en ejecución</w:t>
       </w:r>
     </w:p>
     <w:tbl>
@@ -5070,7 +4950,6 @@
       </w:pPr>
       <w:bookmarkStart w:id="7" w:name="_Toc239064324"/>
       <w:r>
-        <w:lastRenderedPageBreak/>
         <w:t>6.4.4. El catálogo de métodos</w:t>
       </w:r>
       <w:bookmarkEnd w:id="7"/>
@@ -5463,6 +5342,7 @@
               <w:rPr>
                 <w:rStyle w:val="Cdigoenlnea"/>
               </w:rPr>
+              <w:lastRenderedPageBreak/>
               <w:t>get_many_for_update</w:t>
             </w:r>
             <w:proofErr w:type="spellEnd"/>
@@ -5591,7 +5471,35 @@
               <w:rPr>
                 <w:rStyle w:val="Cdigoenlnea"/>
               </w:rPr>
-              <w:t>, limit, sort, cargar)</w:t>
+              <w:t xml:space="preserve">, </w:t>
+            </w:r>
+            <w:proofErr w:type="spellStart"/>
+            <w:r>
+              <w:rPr>
+                <w:rStyle w:val="Cdigoenlnea"/>
+              </w:rPr>
+              <w:t>limit</w:t>
+            </w:r>
+            <w:proofErr w:type="spellEnd"/>
+            <w:r>
+              <w:rPr>
+                <w:rStyle w:val="Cdigoenlnea"/>
+              </w:rPr>
+              <w:t xml:space="preserve">, </w:t>
+            </w:r>
+            <w:proofErr w:type="spellStart"/>
+            <w:r>
+              <w:rPr>
+                <w:rStyle w:val="Cdigoenlnea"/>
+              </w:rPr>
+              <w:t>sort</w:t>
+            </w:r>
+            <w:proofErr w:type="spellEnd"/>
+            <w:r>
+              <w:rPr>
+                <w:rStyle w:val="Cdigoenlnea"/>
+              </w:rPr>
+              <w:t>, cargar)</w:t>
             </w:r>
           </w:p>
         </w:tc>
@@ -6510,7 +6418,6 @@
               <w:spacing w:after="100"/>
             </w:pPr>
             <w:r>
-              <w:lastRenderedPageBreak/>
               <w:t xml:space="preserve">Poniéndolo adentro de </w:t>
             </w:r>
             <w:proofErr w:type="spellStart"/>
@@ -6624,6 +6531,7 @@
         <w:rPr>
           <w:b/>
         </w:rPr>
+        <w:lastRenderedPageBreak/>
         <w:t xml:space="preserve">Esta tabla no es documentación de apoyo: es parte del contrato del </w:t>
       </w:r>
       <w:proofErr w:type="spellStart"/>
@@ -7324,7 +7232,6 @@
         <w:pStyle w:val="Cuerpodelcaptulo"/>
       </w:pPr>
       <w:r>
-        <w:lastRenderedPageBreak/>
         <w:t xml:space="preserve">La última fila conecta la precarga con la clase 7: el descuento de stock por receta recorre las líneas del pedido y, por cada una, sus ingredientes. </w:t>
       </w:r>
       <w:r>
@@ -7412,6 +7319,7 @@
       </w:pPr>
       <w:proofErr w:type="spellStart"/>
       <w:r>
+        <w:lastRenderedPageBreak/>
         <w:t>class</w:t>
       </w:r>
       <w:proofErr w:type="spellEnd"/>
@@ -7756,15 +7664,7 @@
       </w:r>
       <w:proofErr w:type="spellEnd"/>
       <w:r>
-        <w:t xml:space="preserve">, </w:t>
-      </w:r>
-      <w:proofErr w:type="spellStart"/>
-      <w:r>
-        <w:t>tb</w:t>
-      </w:r>
-      <w:proofErr w:type="spellEnd"/>
-      <w:r>
-        <w:t xml:space="preserve">) -&gt; </w:t>
+        <w:t xml:space="preserve">, tb) -&gt; </w:t>
       </w:r>
       <w:proofErr w:type="spellStart"/>
       <w:r>
@@ -7788,15 +7688,7 @@
       </w:r>
       <w:proofErr w:type="spellEnd"/>
       <w:r>
-        <w:t xml:space="preserve"> </w:t>
-      </w:r>
-      <w:proofErr w:type="spellStart"/>
-      <w:r>
-        <w:t>exc_type</w:t>
-      </w:r>
-      <w:proofErr w:type="spellEnd"/>
-      <w:r>
-        <w:t>:</w:t>
+        <w:t xml:space="preserve"> exc_type:</w:t>
       </w:r>
     </w:p>
     <w:p>
@@ -8371,139 +8263,6 @@
         <w:t>porque salir del bloque con una excepción revierte.</w:t>
       </w:r>
     </w:p>
-    <w:tbl>
-      <w:tblPr>
-        <w:tblStyle w:val="Tablaconcuadrcula"/>
-        <w:tblW w:w="0" w:type="auto"/>
-        <w:tblLook w:val="0480" w:firstRow="0" w:lastRow="0" w:firstColumn="1" w:lastColumn="0" w:noHBand="0" w:noVBand="1"/>
-      </w:tblPr>
-      <w:tblGrid>
-        <w:gridCol w:w="8494"/>
-      </w:tblGrid>
-      <w:tr>
-        <w:tc>
-          <w:tcPr>
-            <w:tcW w:w="9014" w:type="dxa"/>
-            <w:shd w:val="clear" w:color="FAFAFA" w:fill="FAFAFA"/>
-          </w:tcPr>
-          <w:p>
-            <w:pPr>
-              <w:pStyle w:val="Cuerpodelcaptulo"/>
-              <w:spacing w:after="60" w:line="240" w:lineRule="auto"/>
-              <w:jc w:val="center"/>
-              <w:rPr>
-                <w:rFonts w:cs="Calibri"/>
-                <w:b/>
-                <w:color w:val="909497"/>
-                <w:sz w:val="18"/>
-              </w:rPr>
-            </w:pPr>
-            <w:r>
-              <w:rPr>
-                <w:rFonts w:cs="Calibri"/>
-                <w:b/>
-                <w:color w:val="909497"/>
-                <w:sz w:val="18"/>
-              </w:rPr>
-              <w:t>FIGURA 6.2</w:t>
-            </w:r>
-          </w:p>
-          <w:p>
-            <w:pPr>
-              <w:pStyle w:val="Cuerpodelcaptulo"/>
-              <w:spacing w:after="60" w:line="240" w:lineRule="auto"/>
-              <w:jc w:val="center"/>
-              <w:rPr>
-                <w:rFonts w:cs="Calibri"/>
-                <w:i/>
-                <w:color w:val="909497"/>
-                <w:sz w:val="18"/>
-              </w:rPr>
-            </w:pPr>
-            <w:r>
-              <w:rPr>
-                <w:rFonts w:cs="Calibri"/>
-                <w:i/>
-                <w:color w:val="909497"/>
-                <w:sz w:val="18"/>
-              </w:rPr>
-              <w:t>diagrama</w:t>
-            </w:r>
-          </w:p>
-          <w:p>
-            <w:pPr>
-              <w:pStyle w:val="Cuerpodelcaptulo"/>
-              <w:spacing w:after="60" w:line="240" w:lineRule="auto"/>
-              <w:jc w:val="center"/>
-              <w:rPr>
-                <w:rFonts w:cs="Calibri"/>
-                <w:i/>
-                <w:color w:val="909497"/>
-                <w:sz w:val="18"/>
-              </w:rPr>
-            </w:pPr>
-            <w:r>
-              <w:rPr>
-                <w:rFonts w:cs="Calibri"/>
-                <w:i/>
-                <w:color w:val="909497"/>
-                <w:sz w:val="18"/>
-              </w:rPr>
-              <w:t xml:space="preserve">El registro de usuario con y sin </w:t>
-            </w:r>
-            <w:proofErr w:type="spellStart"/>
-            <w:r>
-              <w:rPr>
-                <w:rFonts w:cs="Calibri"/>
-                <w:i/>
-                <w:color w:val="909497"/>
-                <w:sz w:val="18"/>
-              </w:rPr>
-              <w:t>Unit</w:t>
-            </w:r>
-            <w:proofErr w:type="spellEnd"/>
-            <w:r>
-              <w:rPr>
-                <w:rFonts w:cs="Calibri"/>
-                <w:i/>
-                <w:color w:val="909497"/>
-                <w:sz w:val="18"/>
-              </w:rPr>
-              <w:t xml:space="preserve"> </w:t>
-            </w:r>
-            <w:proofErr w:type="spellStart"/>
-            <w:r>
-              <w:rPr>
-                <w:rFonts w:cs="Calibri"/>
-                <w:i/>
-                <w:color w:val="909497"/>
-                <w:sz w:val="18"/>
-              </w:rPr>
-              <w:t>of</w:t>
-            </w:r>
-            <w:proofErr w:type="spellEnd"/>
-            <w:r>
-              <w:rPr>
-                <w:rFonts w:cs="Calibri"/>
-                <w:i/>
-                <w:color w:val="909497"/>
-                <w:sz w:val="18"/>
-              </w:rPr>
-              <w:t xml:space="preserve"> Work ante un fallo en el medio. A la izquierda: usuario guardado, rol no, respuesta de error igual. A la derecha: nada guardado, misma respuesta.</w:t>
-            </w:r>
-          </w:p>
-          <w:p>
-            <w:pPr>
-              <w:pStyle w:val="Cuerpodelcaptulo"/>
-              <w:spacing w:line="240" w:lineRule="auto"/>
-              <w:rPr>
-                <w:sz w:val="2"/>
-              </w:rPr>
-            </w:pPr>
-          </w:p>
-        </w:tc>
-      </w:tr>
-    </w:tbl>
     <w:p>
       <w:pPr>
         <w:pStyle w:val="Cuerpodelcaptulo"/>
@@ -8512,13 +8271,145 @@
           <w:sz w:val="2"/>
         </w:rPr>
       </w:pPr>
+      <w:r>
+        <w:rPr>
+          <w:noProof/>
+          <w:sz w:val="2"/>
+        </w:rPr>
+        <w:drawing>
+          <wp:inline distT="0" distB="0" distL="0" distR="0" wp14:anchorId="3F3B83E8" wp14:editId="63B7B1B9">
+            <wp:extent cx="5507880" cy="1216324"/>
+            <wp:effectExtent l="0" t="0" r="0" b="3175"/>
+            <wp:docPr id="695573164" name="Imagen 3"/>
+            <wp:cNvGraphicFramePr>
+              <a:graphicFrameLocks xmlns:a="http://schemas.openxmlformats.org/drawingml/2006/main" noChangeAspect="1"/>
+            </wp:cNvGraphicFramePr>
+            <a:graphic xmlns:a="http://schemas.openxmlformats.org/drawingml/2006/main">
+              <a:graphicData uri="http://schemas.openxmlformats.org/drawingml/2006/picture">
+                <pic:pic xmlns:pic="http://schemas.openxmlformats.org/drawingml/2006/picture">
+                  <pic:nvPicPr>
+                    <pic:cNvPr id="0" name="Picture 3"/>
+                    <pic:cNvPicPr>
+                      <a:picLocks noChangeAspect="1" noChangeArrowheads="1"/>
+                    </pic:cNvPicPr>
+                  </pic:nvPicPr>
+                  <pic:blipFill rotWithShape="1">
+                    <a:blip r:embed="rId9" cstate="print">
+                      <a:extLst>
+                        <a:ext uri="{28A0092B-C50C-407E-A947-70E740481C1C}">
+                          <a14:useLocalDpi xmlns:a14="http://schemas.microsoft.com/office/drawing/2010/main" val="0"/>
+                        </a:ext>
+                      </a:extLst>
+                    </a:blip>
+                    <a:srcRect r="47757"/>
+                    <a:stretch>
+                      <a:fillRect/>
+                    </a:stretch>
+                  </pic:blipFill>
+                  <pic:spPr bwMode="auto">
+                    <a:xfrm>
+                      <a:off x="0" y="0"/>
+                      <a:ext cx="5550574" cy="1225752"/>
+                    </a:xfrm>
+                    <a:prstGeom prst="rect">
+                      <a:avLst/>
+                    </a:prstGeom>
+                    <a:noFill/>
+                    <a:ln>
+                      <a:noFill/>
+                    </a:ln>
+                    <a:extLst>
+                      <a:ext uri="{53640926-AAD7-44D8-BBD7-CCE9431645EC}">
+                        <a14:shadowObscured xmlns:a14="http://schemas.microsoft.com/office/drawing/2010/main"/>
+                      </a:ext>
+                    </a:extLst>
+                  </pic:spPr>
+                </pic:pic>
+              </a:graphicData>
+            </a:graphic>
+          </wp:inline>
+        </w:drawing>
+      </w:r>
     </w:p>
     <w:p>
       <w:pPr>
+        <w:pStyle w:val="Cuerpodelcaptulo"/>
+        <w:spacing w:after="0" w:line="240" w:lineRule="auto"/>
+        <w:rPr>
+          <w:sz w:val="2"/>
+        </w:rPr>
+      </w:pPr>
+    </w:p>
+    <w:p>
+      <w:pPr>
         <w:pStyle w:val="Epgrafedefigura"/>
       </w:pPr>
       <w:r>
+        <w:rPr>
+          <w:noProof/>
+          <w:sz w:val="2"/>
+        </w:rPr>
         <w:lastRenderedPageBreak/>
+        <w:drawing>
+          <wp:inline distT="0" distB="0" distL="0" distR="0" wp14:anchorId="3157F0BB" wp14:editId="58B2F040">
+            <wp:extent cx="5791829" cy="1327917"/>
+            <wp:effectExtent l="0" t="0" r="0" b="5715"/>
+            <wp:docPr id="1380181017" name="Imagen 3"/>
+            <wp:cNvGraphicFramePr>
+              <a:graphicFrameLocks xmlns:a="http://schemas.openxmlformats.org/drawingml/2006/main" noChangeAspect="1"/>
+            </wp:cNvGraphicFramePr>
+            <a:graphic xmlns:a="http://schemas.openxmlformats.org/drawingml/2006/main">
+              <a:graphicData uri="http://schemas.openxmlformats.org/drawingml/2006/picture">
+                <pic:pic xmlns:pic="http://schemas.openxmlformats.org/drawingml/2006/picture">
+                  <pic:nvPicPr>
+                    <pic:cNvPr id="0" name="Picture 3"/>
+                    <pic:cNvPicPr>
+                      <a:picLocks noChangeAspect="1" noChangeArrowheads="1"/>
+                    </pic:cNvPicPr>
+                  </pic:nvPicPr>
+                  <pic:blipFill rotWithShape="1">
+                    <a:blip r:embed="rId10" cstate="print">
+                      <a:extLst>
+                        <a:ext uri="{28A0092B-C50C-407E-A947-70E740481C1C}">
+                          <a14:useLocalDpi xmlns:a14="http://schemas.microsoft.com/office/drawing/2010/main" val="0"/>
+                        </a:ext>
+                      </a:extLst>
+                    </a:blip>
+                    <a:srcRect l="51769" t="-15" r="-2089" b="15"/>
+                    <a:stretch>
+                      <a:fillRect/>
+                    </a:stretch>
+                  </pic:blipFill>
+                  <pic:spPr bwMode="auto">
+                    <a:xfrm>
+                      <a:off x="0" y="0"/>
+                      <a:ext cx="5874793" cy="1346939"/>
+                    </a:xfrm>
+                    <a:prstGeom prst="rect">
+                      <a:avLst/>
+                    </a:prstGeom>
+                    <a:noFill/>
+                    <a:ln>
+                      <a:noFill/>
+                    </a:ln>
+                    <a:extLst>
+                      <a:ext uri="{53640926-AAD7-44D8-BBD7-CCE9431645EC}">
+                        <a14:shadowObscured xmlns:a14="http://schemas.microsoft.com/office/drawing/2010/main"/>
+                      </a:ext>
+                    </a:extLst>
+                  </pic:spPr>
+                </pic:pic>
+              </a:graphicData>
+            </a:graphic>
+          </wp:inline>
+        </w:drawing>
+      </w:r>
+    </w:p>
+    <w:p>
+      <w:pPr>
+        <w:pStyle w:val="Epgrafedefigura"/>
+      </w:pPr>
+      <w:r>
         <w:t>Figura 6.2. La operación a medias</w:t>
       </w:r>
     </w:p>
@@ -9522,139 +9413,6 @@
         </w:rPr>
       </w:pPr>
     </w:p>
-    <w:tbl>
-      <w:tblPr>
-        <w:tblStyle w:val="Tablaconcuadrcula"/>
-        <w:tblW w:w="0" w:type="auto"/>
-        <w:tblLook w:val="0480" w:firstRow="0" w:lastRow="0" w:firstColumn="1" w:lastColumn="0" w:noHBand="0" w:noVBand="1"/>
-      </w:tblPr>
-      <w:tblGrid>
-        <w:gridCol w:w="8494"/>
-      </w:tblGrid>
-      <w:tr>
-        <w:tc>
-          <w:tcPr>
-            <w:tcW w:w="9014" w:type="dxa"/>
-            <w:shd w:val="clear" w:color="FAFAFA" w:fill="FAFAFA"/>
-          </w:tcPr>
-          <w:p>
-            <w:pPr>
-              <w:pStyle w:val="Cuerpodelcaptulo"/>
-              <w:spacing w:after="60" w:line="240" w:lineRule="auto"/>
-              <w:jc w:val="center"/>
-              <w:rPr>
-                <w:rFonts w:cs="Calibri"/>
-                <w:b/>
-                <w:color w:val="909497"/>
-                <w:sz w:val="18"/>
-              </w:rPr>
-            </w:pPr>
-            <w:r>
-              <w:rPr>
-                <w:rFonts w:cs="Calibri"/>
-                <w:b/>
-                <w:color w:val="909497"/>
-                <w:sz w:val="18"/>
-              </w:rPr>
-              <w:t>FIGURA 6.3</w:t>
-            </w:r>
-          </w:p>
-          <w:p>
-            <w:pPr>
-              <w:pStyle w:val="Cuerpodelcaptulo"/>
-              <w:spacing w:after="60" w:line="240" w:lineRule="auto"/>
-              <w:jc w:val="center"/>
-              <w:rPr>
-                <w:rFonts w:cs="Calibri"/>
-                <w:i/>
-                <w:color w:val="909497"/>
-                <w:sz w:val="18"/>
-              </w:rPr>
-            </w:pPr>
-            <w:r>
-              <w:rPr>
-                <w:rFonts w:cs="Calibri"/>
-                <w:i/>
-                <w:color w:val="909497"/>
-                <w:sz w:val="18"/>
-              </w:rPr>
-              <w:t>diagrama de secuencia</w:t>
-            </w:r>
-          </w:p>
-          <w:p>
-            <w:pPr>
-              <w:pStyle w:val="Cuerpodelcaptulo"/>
-              <w:spacing w:after="60" w:line="240" w:lineRule="auto"/>
-              <w:jc w:val="center"/>
-              <w:rPr>
-                <w:rFonts w:cs="Calibri"/>
-                <w:i/>
-                <w:color w:val="909497"/>
-                <w:sz w:val="18"/>
-              </w:rPr>
-            </w:pPr>
-            <w:r>
-              <w:rPr>
-                <w:rFonts w:cs="Calibri"/>
-                <w:i/>
-                <w:color w:val="909497"/>
-                <w:sz w:val="18"/>
-              </w:rPr>
-              <w:t xml:space="preserve">El ciclo completo: la dependencia crea la sesión, otra construye el </w:t>
-            </w:r>
-            <w:proofErr w:type="spellStart"/>
-            <w:r>
-              <w:rPr>
-                <w:rFonts w:cs="Calibri"/>
-                <w:i/>
-                <w:color w:val="909497"/>
-                <w:sz w:val="18"/>
-              </w:rPr>
-              <w:t>UoW</w:t>
-            </w:r>
-            <w:proofErr w:type="spellEnd"/>
-            <w:r>
-              <w:rPr>
-                <w:rFonts w:cs="Calibri"/>
-                <w:i/>
-                <w:color w:val="909497"/>
-                <w:sz w:val="18"/>
-              </w:rPr>
-              <w:t xml:space="preserve"> sin abrirlo, el </w:t>
-            </w:r>
-            <w:proofErr w:type="spellStart"/>
-            <w:r>
-              <w:rPr>
-                <w:rFonts w:cs="Calibri"/>
-                <w:i/>
-                <w:color w:val="909497"/>
-                <w:sz w:val="18"/>
-              </w:rPr>
-              <w:t>Router</w:t>
-            </w:r>
-            <w:proofErr w:type="spellEnd"/>
-            <w:r>
-              <w:rPr>
-                <w:rFonts w:cs="Calibri"/>
-                <w:i/>
-                <w:color w:val="909497"/>
-                <w:sz w:val="18"/>
-              </w:rPr>
-              <w:t xml:space="preserve"> lo transporta, el Service lo abre y confirma, y la dependencia cierra después de la respuesta.</w:t>
-            </w:r>
-          </w:p>
-          <w:p>
-            <w:pPr>
-              <w:pStyle w:val="Cuerpodelcaptulo"/>
-              <w:spacing w:line="240" w:lineRule="auto"/>
-              <w:rPr>
-                <w:sz w:val="2"/>
-              </w:rPr>
-            </w:pPr>
-          </w:p>
-        </w:tc>
-      </w:tr>
-    </w:tbl>
     <w:p>
       <w:pPr>
         <w:pStyle w:val="Cuerpodelcaptulo"/>
@@ -9663,6 +9421,60 @@
           <w:sz w:val="2"/>
         </w:rPr>
       </w:pPr>
+      <w:r>
+        <w:rPr>
+          <w:noProof/>
+          <w:sz w:val="2"/>
+        </w:rPr>
+        <w:drawing>
+          <wp:inline distT="0" distB="0" distL="0" distR="0" wp14:anchorId="496D8B84" wp14:editId="7E1F2F29">
+            <wp:extent cx="5391785" cy="4270375"/>
+            <wp:effectExtent l="0" t="0" r="0" b="0"/>
+            <wp:docPr id="1523436658" name="Imagen 4"/>
+            <wp:cNvGraphicFramePr>
+              <a:graphicFrameLocks xmlns:a="http://schemas.openxmlformats.org/drawingml/2006/main" noChangeAspect="1"/>
+            </wp:cNvGraphicFramePr>
+            <a:graphic xmlns:a="http://schemas.openxmlformats.org/drawingml/2006/main">
+              <a:graphicData uri="http://schemas.openxmlformats.org/drawingml/2006/picture">
+                <pic:pic xmlns:pic="http://schemas.openxmlformats.org/drawingml/2006/picture">
+                  <pic:nvPicPr>
+                    <pic:cNvPr id="0" name="Picture 4"/>
+                    <pic:cNvPicPr>
+                      <a:picLocks noChangeAspect="1" noChangeArrowheads="1"/>
+                    </pic:cNvPicPr>
+                  </pic:nvPicPr>
+                  <pic:blipFill>
+                    <a:blip r:embed="rId11" cstate="print">
+                      <a:extLst>
+                        <a:ext uri="{28A0092B-C50C-407E-A947-70E740481C1C}">
+                          <a14:useLocalDpi xmlns:a14="http://schemas.microsoft.com/office/drawing/2010/main" val="0"/>
+                        </a:ext>
+                      </a:extLst>
+                    </a:blip>
+                    <a:srcRect/>
+                    <a:stretch>
+                      <a:fillRect/>
+                    </a:stretch>
+                  </pic:blipFill>
+                  <pic:spPr bwMode="auto">
+                    <a:xfrm>
+                      <a:off x="0" y="0"/>
+                      <a:ext cx="5391785" cy="4270375"/>
+                    </a:xfrm>
+                    <a:prstGeom prst="rect">
+                      <a:avLst/>
+                    </a:prstGeom>
+                    <a:noFill/>
+                    <a:ln>
+                      <a:noFill/>
+                    </a:ln>
+                  </pic:spPr>
+                </pic:pic>
+              </a:graphicData>
+            </a:graphic>
+          </wp:inline>
+        </w:drawing>
+      </w:r>
     </w:p>
     <w:p>
       <w:pPr>
@@ -9677,7 +9489,6 @@
         <w:pStyle w:val="Cuerpodelcaptulo"/>
       </w:pPr>
       <w:r>
-        <w:lastRenderedPageBreak/>
         <w:t xml:space="preserve">La regla que ordena todo eso es la tercera decisión de la sección 6.2: </w:t>
       </w:r>
       <w:r>
@@ -9927,6 +9738,7 @@
         <w:pStyle w:val="Cuerpodelcaptulo"/>
       </w:pPr>
       <w:r>
+        <w:lastRenderedPageBreak/>
         <w:t xml:space="preserve">La última parte cierra el círculo con la clase 5. Ahí se estableció que </w:t>
       </w:r>
       <w:r>
@@ -10143,7 +9955,6 @@
       </w:pPr>
       <w:bookmarkStart w:id="14" w:name="_Toc239064331"/>
       <w:r>
-        <w:lastRenderedPageBreak/>
         <w:t xml:space="preserve">6.8.1. El intento de acceso que debe sobrevivir al </w:t>
       </w:r>
       <w:proofErr w:type="spellStart"/>
@@ -10251,119 +10062,120 @@
         <w:t>, porque cada fallo se lleva puesta su propia anotación.</w:t>
       </w:r>
     </w:p>
-    <w:tbl>
-      <w:tblPr>
-        <w:tblStyle w:val="Tablaconcuadrcula"/>
-        <w:tblW w:w="0" w:type="auto"/>
-        <w:tblLook w:val="0480" w:firstRow="0" w:lastRow="0" w:firstColumn="1" w:lastColumn="0" w:noHBand="0" w:noVBand="1"/>
-      </w:tblPr>
-      <w:tblGrid>
-        <w:gridCol w:w="8494"/>
-      </w:tblGrid>
-      <w:tr>
-        <w:tc>
-          <w:tcPr>
-            <w:tcW w:w="9014" w:type="dxa"/>
-            <w:shd w:val="clear" w:color="FAFAFA" w:fill="FAFAFA"/>
-          </w:tcPr>
-          <w:p>
-            <w:pPr>
-              <w:pStyle w:val="Cuerpodelcaptulo"/>
-              <w:spacing w:after="60" w:line="240" w:lineRule="auto"/>
-              <w:jc w:val="center"/>
-              <w:rPr>
-                <w:rFonts w:cs="Calibri"/>
-                <w:b/>
-                <w:color w:val="909497"/>
-                <w:sz w:val="18"/>
-              </w:rPr>
-            </w:pPr>
-            <w:r>
-              <w:rPr>
-                <w:rFonts w:cs="Calibri"/>
-                <w:b/>
-                <w:color w:val="909497"/>
-                <w:sz w:val="18"/>
-              </w:rPr>
-              <w:t>FIGURA 6.4</w:t>
-            </w:r>
-          </w:p>
-          <w:p>
-            <w:pPr>
-              <w:pStyle w:val="Cuerpodelcaptulo"/>
-              <w:spacing w:after="60" w:line="240" w:lineRule="auto"/>
-              <w:jc w:val="center"/>
-              <w:rPr>
-                <w:rFonts w:cs="Calibri"/>
-                <w:i/>
-                <w:color w:val="909497"/>
-                <w:sz w:val="18"/>
-              </w:rPr>
-            </w:pPr>
-            <w:r>
-              <w:rPr>
-                <w:rFonts w:cs="Calibri"/>
-                <w:i/>
-                <w:color w:val="909497"/>
-                <w:sz w:val="18"/>
-              </w:rPr>
-              <w:t>diagrama</w:t>
-            </w:r>
-          </w:p>
-          <w:p>
-            <w:pPr>
-              <w:pStyle w:val="Cuerpodelcaptulo"/>
-              <w:spacing w:after="60" w:line="240" w:lineRule="auto"/>
-              <w:jc w:val="center"/>
-              <w:rPr>
-                <w:rFonts w:cs="Calibri"/>
-                <w:i/>
-                <w:color w:val="909497"/>
-                <w:sz w:val="18"/>
-              </w:rPr>
-            </w:pPr>
-            <w:r>
-              <w:rPr>
-                <w:rFonts w:cs="Calibri"/>
-                <w:i/>
-                <w:color w:val="909497"/>
-                <w:sz w:val="18"/>
-              </w:rPr>
-              <w:t xml:space="preserve">Arriba: el registro dentro de la transacción de la petición y el </w:t>
-            </w:r>
-            <w:proofErr w:type="spellStart"/>
-            <w:r>
-              <w:rPr>
-                <w:rFonts w:cs="Calibri"/>
-                <w:i/>
-                <w:color w:val="909497"/>
-                <w:sz w:val="18"/>
-              </w:rPr>
-              <w:t>rollback</w:t>
-            </w:r>
-            <w:proofErr w:type="spellEnd"/>
-            <w:r>
-              <w:rPr>
-                <w:rFonts w:cs="Calibri"/>
-                <w:i/>
-                <w:color w:val="909497"/>
-                <w:sz w:val="18"/>
-              </w:rPr>
-              <w:t xml:space="preserve"> llevándoselo puesto. Abajo: sesión propia que se confirma igual. La circularidad —lo que se quiere registrar destruye el registro— es el contenido.</w:t>
-            </w:r>
-          </w:p>
-          <w:p>
-            <w:pPr>
-              <w:pStyle w:val="Cuerpodelcaptulo"/>
-              <w:spacing w:line="240" w:lineRule="auto"/>
-              <w:rPr>
-                <w:sz w:val="2"/>
-              </w:rPr>
-            </w:pPr>
-          </w:p>
-        </w:tc>
-      </w:tr>
-    </w:tbl>
+    <w:p>
+      <w:pPr>
+        <w:pStyle w:val="Cuerpodelcaptulo"/>
+      </w:pPr>
+      <w:r>
+        <w:drawing>
+          <wp:inline distT="0" distB="0" distL="0" distR="0" wp14:anchorId="31878AD3" wp14:editId="563C0CB1">
+            <wp:extent cx="5400040" cy="1206500"/>
+            <wp:effectExtent l="0" t="0" r="0" b="0"/>
+            <wp:docPr id="485708338" name="Imagen 1"/>
+            <wp:cNvGraphicFramePr>
+              <a:graphicFrameLocks xmlns:a="http://schemas.openxmlformats.org/drawingml/2006/main" noChangeAspect="1"/>
+            </wp:cNvGraphicFramePr>
+            <a:graphic xmlns:a="http://schemas.openxmlformats.org/drawingml/2006/main">
+              <a:graphicData uri="http://schemas.openxmlformats.org/drawingml/2006/picture">
+                <pic:pic xmlns:pic="http://schemas.openxmlformats.org/drawingml/2006/picture">
+                  <pic:nvPicPr>
+                    <pic:cNvPr id="485708338" name=""/>
+                    <pic:cNvPicPr/>
+                  </pic:nvPicPr>
+                  <pic:blipFill>
+                    <a:blip r:embed="rId12"/>
+                    <a:stretch>
+                      <a:fillRect/>
+                    </a:stretch>
+                  </pic:blipFill>
+                  <pic:spPr>
+                    <a:xfrm>
+                      <a:off x="0" y="0"/>
+                      <a:ext cx="5400040" cy="1206500"/>
+                    </a:xfrm>
+                    <a:prstGeom prst="rect">
+                      <a:avLst/>
+                    </a:prstGeom>
+                  </pic:spPr>
+                </pic:pic>
+              </a:graphicData>
+            </a:graphic>
+          </wp:inline>
+        </w:drawing>
+      </w:r>
+    </w:p>
+    <w:p>
+      <w:pPr>
+        <w:pStyle w:val="Cuerpodelcaptulo"/>
+      </w:pPr>
+      <w:r>
+        <w:lastRenderedPageBreak/>
+        <w:drawing>
+          <wp:anchor distT="0" distB="0" distL="114300" distR="114300" simplePos="0" relativeHeight="251658240" behindDoc="0" locked="0" layoutInCell="1" allowOverlap="1" wp14:anchorId="15569EA7" wp14:editId="3C87E805">
+            <wp:simplePos x="0" y="0"/>
+            <wp:positionH relativeFrom="column">
+              <wp:posOffset>-1080254</wp:posOffset>
+            </wp:positionH>
+            <wp:positionV relativeFrom="paragraph">
+              <wp:posOffset>527</wp:posOffset>
+            </wp:positionV>
+            <wp:extent cx="7495096" cy="974785"/>
+            <wp:effectExtent l="0" t="0" r="0" b="0"/>
+            <wp:wrapTopAndBottom/>
+            <wp:docPr id="824736292" name="Imagen 1"/>
+            <wp:cNvGraphicFramePr>
+              <a:graphicFrameLocks xmlns:a="http://schemas.openxmlformats.org/drawingml/2006/main" noChangeAspect="1"/>
+            </wp:cNvGraphicFramePr>
+            <a:graphic xmlns:a="http://schemas.openxmlformats.org/drawingml/2006/main">
+              <a:graphicData uri="http://schemas.openxmlformats.org/drawingml/2006/picture">
+                <pic:pic xmlns:pic="http://schemas.openxmlformats.org/drawingml/2006/picture">
+                  <pic:nvPicPr>
+                    <pic:cNvPr id="824736292" name=""/>
+                    <pic:cNvPicPr/>
+                  </pic:nvPicPr>
+                  <pic:blipFill>
+                    <a:blip r:embed="rId13">
+                      <a:extLst>
+                        <a:ext uri="{28A0092B-C50C-407E-A947-70E740481C1C}">
+                          <a14:useLocalDpi xmlns:a14="http://schemas.microsoft.com/office/drawing/2010/main" val="0"/>
+                        </a:ext>
+                      </a:extLst>
+                    </a:blip>
+                    <a:stretch>
+                      <a:fillRect/>
+                    </a:stretch>
+                  </pic:blipFill>
+                  <pic:spPr>
+                    <a:xfrm>
+                      <a:off x="0" y="0"/>
+                      <a:ext cx="7526084" cy="978815"/>
+                    </a:xfrm>
+                    <a:prstGeom prst="rect">
+                      <a:avLst/>
+                    </a:prstGeom>
+                  </pic:spPr>
+                </pic:pic>
+              </a:graphicData>
+            </a:graphic>
+            <wp14:sizeRelH relativeFrom="margin">
+              <wp14:pctWidth>0</wp14:pctWidth>
+            </wp14:sizeRelH>
+            <wp14:sizeRelV relativeFrom="margin">
+              <wp14:pctHeight>0</wp14:pctHeight>
+            </wp14:sizeRelV>
+          </wp:anchor>
+        </w:drawing>
+      </w:r>
+    </w:p>
+    <w:p>
+      <w:pPr>
+        <w:pStyle w:val="Cuerpodelcaptulo"/>
+        <w:spacing w:after="0" w:line="240" w:lineRule="auto"/>
+        <w:rPr>
+          <w:sz w:val="2"/>
+        </w:rPr>
+      </w:pPr>
+    </w:p>
     <w:p>
       <w:pPr>
         <w:pStyle w:val="Cuerpodelcaptulo"/>
@@ -10643,7 +10455,6 @@
         <w:ind w:left="425" w:right="425"/>
       </w:pPr>
       <w:r>
-        <w:lastRenderedPageBreak/>
         <w:t xml:space="preserve">El resumen de indicadores lanza sus </w:t>
       </w:r>
       <w:r>
@@ -10754,6 +10565,7 @@
                 <w:color w:val="595959"/>
                 <w:sz w:val="20"/>
               </w:rPr>
+              <w:lastRenderedPageBreak/>
               <w:t>📌</w:t>
             </w:r>
             <w:r>
@@ -11322,7 +11134,6 @@
         <w:pStyle w:val="Cuerpodelcaptulo"/>
       </w:pPr>
       <w:r>
-        <w:lastRenderedPageBreak/>
         <w:t>Es el mismo criterio de la clase 4 sobre las redundancias —que ninguna quede sostenida sólo por la disciplina del servicio— aplicado a una regla de negocio.</w:t>
       </w:r>
     </w:p>
@@ -11470,6 +11281,7 @@
               <w:rPr>
                 <w:b/>
               </w:rPr>
+              <w:lastRenderedPageBreak/>
               <w:t>Son dos errores humanos completamente distintos</w:t>
             </w:r>
             <w:r>
@@ -11573,99 +11385,48 @@
         <w:t xml:space="preserve"> Con el registro activado se ven las marcas de inicio y de confirmación, y eso responde la pregunta de si dos escrituras fueron juntas o separadas.</w:t>
       </w:r>
     </w:p>
-    <w:tbl>
-      <w:tblPr>
-        <w:tblStyle w:val="Tablaconcuadrcula"/>
-        <w:tblW w:w="0" w:type="auto"/>
-        <w:tblLook w:val="0480" w:firstRow="0" w:lastRow="0" w:firstColumn="1" w:lastColumn="0" w:noHBand="0" w:noVBand="1"/>
-      </w:tblPr>
-      <w:tblGrid>
-        <w:gridCol w:w="8494"/>
-      </w:tblGrid>
-      <w:tr>
-        <w:tc>
-          <w:tcPr>
-            <w:tcW w:w="9014" w:type="dxa"/>
-            <w:shd w:val="clear" w:color="FAFAFA" w:fill="FAFAFA"/>
-          </w:tcPr>
-          <w:p>
-            <w:pPr>
-              <w:pStyle w:val="Cuerpodelcaptulo"/>
-              <w:spacing w:after="60" w:line="240" w:lineRule="auto"/>
-              <w:jc w:val="center"/>
-              <w:rPr>
-                <w:rFonts w:cs="Calibri"/>
-                <w:b/>
-                <w:color w:val="909497"/>
-                <w:sz w:val="18"/>
-              </w:rPr>
-            </w:pPr>
-            <w:r>
-              <w:rPr>
-                <w:rFonts w:cs="Calibri"/>
-                <w:b/>
-                <w:color w:val="909497"/>
-                <w:sz w:val="18"/>
-              </w:rPr>
-              <w:t>FIGURA 6.6</w:t>
-            </w:r>
-          </w:p>
-          <w:p>
-            <w:pPr>
-              <w:pStyle w:val="Cuerpodelcaptulo"/>
-              <w:spacing w:after="60" w:line="240" w:lineRule="auto"/>
-              <w:jc w:val="center"/>
-              <w:rPr>
-                <w:rFonts w:cs="Calibri"/>
-                <w:i/>
-                <w:color w:val="909497"/>
-                <w:sz w:val="18"/>
-              </w:rPr>
-            </w:pPr>
-            <w:r>
-              <w:rPr>
-                <w:rFonts w:cs="Calibri"/>
-                <w:i/>
-                <w:color w:val="909497"/>
-                <w:sz w:val="18"/>
-              </w:rPr>
-              <w:t>captura de pantalla</w:t>
-            </w:r>
-          </w:p>
-          <w:p>
-            <w:pPr>
-              <w:pStyle w:val="Cuerpodelcaptulo"/>
-              <w:spacing w:after="60" w:line="240" w:lineRule="auto"/>
-              <w:jc w:val="center"/>
-              <w:rPr>
-                <w:rFonts w:cs="Calibri"/>
-                <w:i/>
-                <w:color w:val="909497"/>
-                <w:sz w:val="18"/>
-              </w:rPr>
-            </w:pPr>
-            <w:r>
-              <w:rPr>
-                <w:rFonts w:cs="Calibri"/>
-                <w:i/>
-                <w:color w:val="909497"/>
-                <w:sz w:val="18"/>
-              </w:rPr>
-              <w:t>El registro de sentencias mostrando dónde empieza y dónde termina una transacción de varias escrituras, con las marcas de inicio y confirmación visibles.</w:t>
-            </w:r>
-          </w:p>
-          <w:p>
-            <w:pPr>
-              <w:pStyle w:val="Cuerpodelcaptulo"/>
-              <w:spacing w:line="240" w:lineRule="auto"/>
-              <w:rPr>
-                <w:sz w:val="2"/>
-              </w:rPr>
-            </w:pPr>
-          </w:p>
-        </w:tc>
-      </w:tr>
-    </w:tbl>
+    <w:p>
+      <w:pPr>
+        <w:pStyle w:val="Cuerpodelcaptulo"/>
+      </w:pPr>
+      <w:r>
+        <w:drawing>
+          <wp:inline distT="0" distB="0" distL="0" distR="0" wp14:anchorId="2B0C1538" wp14:editId="7588C9D5">
+            <wp:extent cx="5400040" cy="2339340"/>
+            <wp:effectExtent l="0" t="0" r="0" b="3810"/>
+            <wp:docPr id="1249900647" name="Imagen 1"/>
+            <wp:cNvGraphicFramePr>
+              <a:graphicFrameLocks xmlns:a="http://schemas.openxmlformats.org/drawingml/2006/main" noChangeAspect="1"/>
+            </wp:cNvGraphicFramePr>
+            <a:graphic xmlns:a="http://schemas.openxmlformats.org/drawingml/2006/main">
+              <a:graphicData uri="http://schemas.openxmlformats.org/drawingml/2006/picture">
+                <pic:pic xmlns:pic="http://schemas.openxmlformats.org/drawingml/2006/picture">
+                  <pic:nvPicPr>
+                    <pic:cNvPr id="1249900647" name=""/>
+                    <pic:cNvPicPr/>
+                  </pic:nvPicPr>
+                  <pic:blipFill>
+                    <a:blip r:embed="rId14"/>
+                    <a:stretch>
+                      <a:fillRect/>
+                    </a:stretch>
+                  </pic:blipFill>
+                  <pic:spPr>
+                    <a:xfrm>
+                      <a:off x="0" y="0"/>
+                      <a:ext cx="5400040" cy="2339340"/>
+                    </a:xfrm>
+                    <a:prstGeom prst="rect">
+                      <a:avLst/>
+                    </a:prstGeom>
+                  </pic:spPr>
+                </pic:pic>
+              </a:graphicData>
+            </a:graphic>
+          </wp:inline>
+        </w:drawing>
+      </w:r>
+    </w:p>
     <w:p>
       <w:pPr>
         <w:pStyle w:val="Cuerpodelcaptulo"/>
@@ -14614,12 +14375,12 @@
       </w:pPr>
     </w:p>
     <w:sectPr>
-      <w:headerReference w:type="even" r:id="rId7"/>
-      <w:headerReference w:type="default" r:id="rId8"/>
-      <w:footerReference w:type="even" r:id="rId9"/>
-      <w:footerReference w:type="default" r:id="rId10"/>
-      <w:headerReference w:type="first" r:id="rId11"/>
-      <w:footerReference w:type="first" r:id="rId12"/>
+      <w:headerReference w:type="even" r:id="rId15"/>
+      <w:headerReference w:type="default" r:id="rId16"/>
+      <w:footerReference w:type="even" r:id="rId17"/>
+      <w:footerReference w:type="default" r:id="rId18"/>
+      <w:headerReference w:type="first" r:id="rId19"/>
+      <w:footerReference w:type="first" r:id="rId20"/>
       <w:pgSz w:w="11906" w:h="16838"/>
       <w:pgMar w:top="1417" w:right="1701" w:bottom="1417" w:left="1701" w:header="708" w:footer="708" w:gutter="0"/>
       <w:cols w:space="708"/>
@@ -18732,6 +18493,7 @@
   <w:style w:type="character" w:default="1" w:styleId="Fuentedeprrafopredeter">
     <w:name w:val="Default Paragraph Font"/>
     <w:uiPriority w:val="1"/>
+    <w:semiHidden/>
     <w:unhideWhenUsed/>
   </w:style>
   <w:style w:type="table" w:default="1" w:styleId="Tablanormal">
